--- a/Plantillas/formato_laptop.docx
+++ b/Plantillas/formato_laptop.docx
@@ -3936,70 +3936,70 @@
           <w:rFonts w:ascii="Times New Roman"/>
           <w:b w:val="0"/>
         </w:rPr>
-        <w:t>Fecha documento</w:t>
+        <w:t>Fecha contrataci</w:t>
       </w:r>
       <w:r>
         <w:rPr>
           <w:rFonts w:ascii="Times New Roman"/>
           <w:b w:val="0"/>
         </w:rPr>
-        <w:t>:</w:t>
+        <w:t>ó</w:t>
       </w:r>
       <w:r>
         <w:rPr>
           <w:rFonts w:ascii="Times New Roman"/>
           <w:b w:val="0"/>
         </w:rPr>
-        <w:t xml:space="preserve"> {{fecha</w:t>
+        <w:t>n: {{fecha_ingreso}}</w:t>
       </w:r>
       <w:r>
         <w:rPr>
           <w:rFonts w:ascii="Times New Roman"/>
           <w:b w:val="0"/>
         </w:rPr>
-        <w:t>_</w:t>
+        <w:t xml:space="preserve"> </w:t>
       </w:r>
       <w:r>
         <w:rPr>
           <w:rFonts w:ascii="Times New Roman"/>
           <w:b w:val="0"/>
         </w:rPr>
-        <w:t>documento</w:t>
+        <w:t>Fecha documento</w:t>
       </w:r>
       <w:r>
         <w:rPr>
           <w:rFonts w:ascii="Times New Roman"/>
           <w:b w:val="0"/>
         </w:rPr>
-        <w:t>}} Fecha</w:t>
+        <w:t>:</w:t>
       </w:r>
       <w:r>
         <w:rPr>
           <w:rFonts w:ascii="Times New Roman"/>
           <w:b w:val="0"/>
         </w:rPr>
-        <w:t xml:space="preserve"> contrataci</w:t>
+        <w:t xml:space="preserve"> {{fecha</w:t>
       </w:r>
       <w:r>
         <w:rPr>
           <w:rFonts w:ascii="Times New Roman"/>
           <w:b w:val="0"/>
         </w:rPr>
-        <w:t>ó</w:t>
+        <w:t>_</w:t>
       </w:r>
       <w:r>
         <w:rPr>
           <w:rFonts w:ascii="Times New Roman"/>
           <w:b w:val="0"/>
         </w:rPr>
-        <w:t xml:space="preserve">n: </w:t>
+        <w:t>documento</w:t>
       </w:r>
       <w:r>
         <w:rPr>
           <w:rFonts w:ascii="Times New Roman"/>
           <w:b w:val="0"/>
         </w:rPr>
-        <w:t>{{fecha_ingreso}}</w:t>
+        <w:t>}}</w:t>
       </w:r>
     </w:p>
     <w:sectPr>
@@ -4941,6 +4941,26 @@
 </file>
 
 <file path=customXml/item1.xml><?xml version="1.0" encoding="utf-8"?>
+<p:properties xmlns:p="http://schemas.microsoft.com/office/2006/metadata/properties" xmlns:xsi="http://www.w3.org/2001/XMLSchema-instance" xmlns:pc="http://schemas.microsoft.com/office/infopath/2007/PartnerControls">
+  <documentManagement>
+    <lcf76f155ced4ddcb4097134ff3c332f xmlns="0935fb8a-c72d-4efc-9368-e3f639d65d79">
+      <Terms xmlns="http://schemas.microsoft.com/office/infopath/2007/PartnerControls"/>
+    </lcf76f155ced4ddcb4097134ff3c332f>
+    <TaxCatchAll xmlns="4dedefa9-f595-4ad3-ac45-23e70e79119b" xsi:nil="true"/>
+  </documentManagement>
+</p:properties>
+</file>
+
+<file path=customXml/item2.xml><?xml version="1.0" encoding="utf-8"?>
+<?mso-contentType ?>
+<FormTemplates xmlns="http://schemas.microsoft.com/sharepoint/v3/contenttype/forms">
+  <Display>DocumentLibraryForm</Display>
+  <Edit>DocumentLibraryForm</Edit>
+  <New>DocumentLibraryForm</New>
+</FormTemplates>
+</file>
+
+<file path=customXml/item3.xml><?xml version="1.0" encoding="utf-8"?>
 <ct:contentTypeSchema xmlns:ct="http://schemas.microsoft.com/office/2006/metadata/contentType" xmlns:ma="http://schemas.microsoft.com/office/2006/metadata/properties/metaAttributes" ct:_="" ma:_="" ma:contentTypeName="Documento" ma:contentTypeID="0x010100A5D5ADB6B0E8D0429541B92B28D6D7F9" ma:contentTypeVersion="16" ma:contentTypeDescription="Crear nuevo documento." ma:contentTypeScope="" ma:versionID="ac63ad89b99f4e2c1d37c40b8b90dfb6">
   <xsd:schema xmlns:xsd="http://www.w3.org/2001/XMLSchema" xmlns:xs="http://www.w3.org/2001/XMLSchema" xmlns:p="http://schemas.microsoft.com/office/2006/metadata/properties" xmlns:ns2="4dedefa9-f595-4ad3-ac45-23e70e79119b" xmlns:ns3="0935fb8a-c72d-4efc-9368-e3f639d65d79" targetNamespace="http://schemas.microsoft.com/office/2006/metadata/properties" ma:root="true" ma:fieldsID="3251b654cd53014572b4276044577f6a" ns2:_="" ns3:_="">
     <xsd:import namespace="4dedefa9-f595-4ad3-ac45-23e70e79119b"/>
@@ -5181,27 +5201,26 @@
 </ct:contentTypeSchema>
 </file>
 
-<file path=customXml/item2.xml><?xml version="1.0" encoding="utf-8"?>
-<?mso-contentType ?>
-<FormTemplates xmlns="http://schemas.microsoft.com/sharepoint/v3/contenttype/forms">
-  <Display>DocumentLibraryForm</Display>
-  <Edit>DocumentLibraryForm</Edit>
-  <New>DocumentLibraryForm</New>
-</FormTemplates>
+<file path=customXml/itemProps1.xml><?xml version="1.0" encoding="utf-8"?>
+<ds:datastoreItem xmlns:ds="http://schemas.openxmlformats.org/officeDocument/2006/customXml" ds:itemID="{FDCE0415-D30B-4C2B-B593-AE74ED8A9570}">
+  <ds:schemaRefs>
+    <ds:schemaRef ds:uri="http://schemas.microsoft.com/office/2006/metadata/properties"/>
+    <ds:schemaRef ds:uri="http://schemas.microsoft.com/office/infopath/2007/PartnerControls"/>
+    <ds:schemaRef ds:uri="0935fb8a-c72d-4efc-9368-e3f639d65d79"/>
+    <ds:schemaRef ds:uri="4dedefa9-f595-4ad3-ac45-23e70e79119b"/>
+  </ds:schemaRefs>
+</ds:datastoreItem>
 </file>
 
-<file path=customXml/item3.xml><?xml version="1.0" encoding="utf-8"?>
-<p:properties xmlns:p="http://schemas.microsoft.com/office/2006/metadata/properties" xmlns:xsi="http://www.w3.org/2001/XMLSchema-instance" xmlns:pc="http://schemas.microsoft.com/office/infopath/2007/PartnerControls">
-  <documentManagement>
-    <lcf76f155ced4ddcb4097134ff3c332f xmlns="0935fb8a-c72d-4efc-9368-e3f639d65d79">
-      <Terms xmlns="http://schemas.microsoft.com/office/infopath/2007/PartnerControls"/>
-    </lcf76f155ced4ddcb4097134ff3c332f>
-    <TaxCatchAll xmlns="4dedefa9-f595-4ad3-ac45-23e70e79119b" xsi:nil="true"/>
-  </documentManagement>
-</p:properties>
+<file path=customXml/itemProps2.xml><?xml version="1.0" encoding="utf-8"?>
+<ds:datastoreItem xmlns:ds="http://schemas.openxmlformats.org/officeDocument/2006/customXml" ds:itemID="{49F8D7F4-46D9-43D4-86A5-3E97AC962EF9}">
+  <ds:schemaRefs>
+    <ds:schemaRef ds:uri="http://schemas.microsoft.com/sharepoint/v3/contenttype/forms"/>
+  </ds:schemaRefs>
+</ds:datastoreItem>
 </file>
 
-<file path=customXml/itemProps1.xml><?xml version="1.0" encoding="utf-8"?>
+<file path=customXml/itemProps3.xml><?xml version="1.0" encoding="utf-8"?>
 <ds:datastoreItem xmlns:ds="http://schemas.openxmlformats.org/officeDocument/2006/customXml" ds:itemID="{8A4A394E-6A1E-4D7E-A057-6C50E6C0C14F}">
   <ds:schemaRefs>
     <ds:schemaRef ds:uri="http://schemas.microsoft.com/office/2006/metadata/contentType"/>
@@ -5218,23 +5237,4 @@
     <ds:schemaRef ds:uri="http://schemas.microsoft.com/internal/obd"/>
   </ds:schemaRefs>
 </ds:datastoreItem>
-</file>
-
-<file path=customXml/itemProps2.xml><?xml version="1.0" encoding="utf-8"?>
-<ds:datastoreItem xmlns:ds="http://schemas.openxmlformats.org/officeDocument/2006/customXml" ds:itemID="{49F8D7F4-46D9-43D4-86A5-3E97AC962EF9}">
-  <ds:schemaRefs>
-    <ds:schemaRef ds:uri="http://schemas.microsoft.com/sharepoint/v3/contenttype/forms"/>
-  </ds:schemaRefs>
-</ds:datastoreItem>
-</file>
-
-<file path=customXml/itemProps3.xml><?xml version="1.0" encoding="utf-8"?>
-<ds:datastoreItem xmlns:ds="http://schemas.openxmlformats.org/officeDocument/2006/customXml" ds:itemID="{FDCE0415-D30B-4C2B-B593-AE74ED8A9570}">
-  <ds:schemaRefs>
-    <ds:schemaRef ds:uri="http://schemas.microsoft.com/office/2006/metadata/properties"/>
-    <ds:schemaRef ds:uri="http://schemas.microsoft.com/office/infopath/2007/PartnerControls"/>
-    <ds:schemaRef ds:uri="0935fb8a-c72d-4efc-9368-e3f639d65d79"/>
-    <ds:schemaRef ds:uri="4dedefa9-f595-4ad3-ac45-23e70e79119b"/>
-  </ds:schemaRefs>
-</ds:datastoreItem>
 </file>